--- a/Practicas/Practica_Tema_4/Practica_4.2/docs/Practica_Tema_4.2.docx
+++ b/Practicas/Practica_Tema_4/Practica_4.2/docs/Practica_Tema_4.2.docx
@@ -12,11 +12,15 @@
         <w:pStyle w:val="Ttulo"/>
         <w:jc w:val="center"/>
         <w:rPr>
+          <w:sz w:val="68"/>
+          <w:szCs w:val="68"/>
           <w:lang w:val="es-ES"/>
         </w:rPr>
       </w:pPr>
       <w:r>
         <w:rPr>
+          <w:sz w:val="68"/>
+          <w:szCs w:val="68"/>
           <w:lang w:val="es-ES"/>
         </w:rPr>
         <w:t>Práctica Tema 4.2 - Procesado de Imágenes</w:t>
@@ -29,12 +33,6 @@
           <w:lang w:val="es-ES"/>
         </w:rPr>
       </w:pPr>
-      <w:r>
-        <w:rPr>
-          <w:lang w:val="es-ES"/>
-        </w:rPr>
-        <w:t>Alumno: Alejandro Toledo Ayuste</w:t>
-      </w:r>
     </w:p>
     <w:p>
       <w:pPr>
@@ -43,12 +41,6 @@
           <w:lang w:val="es-ES"/>
         </w:rPr>
       </w:pPr>
-      <w:r>
-        <w:rPr>
-          <w:lang w:val="es-ES"/>
-        </w:rPr>
-        <w:t>Asignatura: Visión por Computador</w:t>
-      </w:r>
     </w:p>
     <w:p>
       <w:pPr>
@@ -57,39 +49,185 @@
           <w:lang w:val="es-ES"/>
         </w:rPr>
       </w:pPr>
-      <w:r>
-        <w:rPr>
-          <w:lang w:val="es-ES"/>
-        </w:rPr>
-        <w:t>Curso: 3º Grado en Ingeniería Informática</w:t>
-      </w:r>
     </w:p>
     <w:p>
       <w:pPr>
         <w:jc w:val="center"/>
-      </w:pPr>
-      <w:proofErr w:type="spellStart"/>
-      <w:r>
-        <w:t>Fecha</w:t>
-      </w:r>
-      <w:proofErr w:type="spellEnd"/>
-      <w:r>
-        <w:t>: Abril 2025</w:t>
-      </w:r>
+        <w:rPr>
+          <w:lang w:val="es-ES"/>
+        </w:rPr>
+      </w:pPr>
     </w:p>
     <w:p>
+      <w:pPr>
+        <w:jc w:val="center"/>
+        <w:rPr>
+          <w:lang w:val="es-ES"/>
+        </w:rPr>
+      </w:pPr>
+    </w:p>
+    <w:p>
+      <w:pPr>
+        <w:jc w:val="center"/>
+        <w:rPr>
+          <w:lang w:val="es-ES"/>
+        </w:rPr>
+      </w:pPr>
+    </w:p>
+    <w:p>
+      <w:pPr>
+        <w:jc w:val="center"/>
+        <w:rPr>
+          <w:lang w:val="es-ES"/>
+        </w:rPr>
+      </w:pPr>
+    </w:p>
+    <w:p>
+      <w:pPr>
+        <w:jc w:val="center"/>
+        <w:rPr>
+          <w:lang w:val="es-ES"/>
+        </w:rPr>
+      </w:pPr>
+    </w:p>
+    <w:p>
+      <w:pPr>
+        <w:jc w:val="center"/>
+        <w:rPr>
+          <w:lang w:val="es-ES"/>
+        </w:rPr>
+      </w:pPr>
+    </w:p>
+    <w:p>
+      <w:pPr>
+        <w:jc w:val="center"/>
+        <w:rPr>
+          <w:lang w:val="es-ES"/>
+        </w:rPr>
+      </w:pPr>
+    </w:p>
+    <w:p>
+      <w:pPr>
+        <w:jc w:val="center"/>
+        <w:rPr>
+          <w:lang w:val="es-ES"/>
+        </w:rPr>
+      </w:pPr>
+    </w:p>
+    <w:p>
+      <w:pPr>
+        <w:jc w:val="center"/>
+        <w:rPr>
+          <w:lang w:val="es-ES"/>
+        </w:rPr>
+      </w:pPr>
+    </w:p>
+    <w:p>
+      <w:pPr>
+        <w:jc w:val="center"/>
+        <w:rPr>
+          <w:lang w:val="es-ES"/>
+        </w:rPr>
+      </w:pPr>
+    </w:p>
+    <w:p>
+      <w:pPr>
+        <w:jc w:val="center"/>
+        <w:rPr>
+          <w:lang w:val="es-ES"/>
+        </w:rPr>
+      </w:pPr>
+    </w:p>
+    <w:p>
+      <w:pPr>
+        <w:jc w:val="center"/>
+        <w:rPr>
+          <w:lang w:val="es-ES"/>
+        </w:rPr>
+      </w:pPr>
+    </w:p>
+    <w:p>
+      <w:pPr>
+        <w:jc w:val="center"/>
+        <w:rPr>
+          <w:lang w:val="es-ES"/>
+        </w:rPr>
+      </w:pPr>
+    </w:p>
+    <w:p>
+      <w:pPr>
+        <w:jc w:val="center"/>
+        <w:rPr>
+          <w:lang w:val="es-ES"/>
+        </w:rPr>
+      </w:pPr>
+    </w:p>
+    <w:p>
+      <w:pPr>
+        <w:jc w:val="center"/>
+        <w:rPr>
+          <w:lang w:val="es-ES"/>
+        </w:rPr>
+      </w:pPr>
+    </w:p>
+    <w:p>
+      <w:pPr>
+        <w:jc w:val="center"/>
+        <w:rPr>
+          <w:lang w:val="es-ES"/>
+        </w:rPr>
+      </w:pPr>
+    </w:p>
+    <w:p>
+      <w:pPr>
+        <w:jc w:val="center"/>
+        <w:rPr>
+          <w:lang w:val="es-ES"/>
+        </w:rPr>
+      </w:pPr>
+    </w:p>
+    <w:p>
+      <w:pPr>
+        <w:jc w:val="center"/>
+        <w:rPr>
+          <w:lang w:val="es-ES"/>
+        </w:rPr>
+      </w:pPr>
       <w:r>
+        <w:rPr>
+          <w:b/>
+          <w:bCs/>
+          <w:sz w:val="40"/>
+          <w:szCs w:val="40"/>
+          <w:lang w:val="es-ES"/>
+        </w:rPr>
+        <w:t>Alejandro Albert Gramaje</w:t>
+      </w:r>
+      <w:r>
+        <w:rPr>
+          <w:lang w:val="es-ES"/>
+        </w:rPr>
         <w:br w:type="page"/>
       </w:r>
     </w:p>
     <w:p>
       <w:pPr>
         <w:pStyle w:val="Ttulo1"/>
-      </w:pPr>
+        <w:rPr>
+          <w:sz w:val="22"/>
+          <w:szCs w:val="22"/>
+        </w:rPr>
+      </w:pPr>
+      <w:proofErr w:type="spellStart"/>
       <w:r>
+        <w:rPr>
+          <w:sz w:val="22"/>
+          <w:szCs w:val="22"/>
+        </w:rPr>
         <w:lastRenderedPageBreak/>
         <w:t>Índice</w:t>
       </w:r>
+      <w:proofErr w:type="spellEnd"/>
     </w:p>
     <w:p>
       <w:pPr>
@@ -269,11 +407,15 @@
       <w:pPr>
         <w:pStyle w:val="Ttulo2"/>
         <w:rPr>
+          <w:sz w:val="32"/>
+          <w:szCs w:val="32"/>
           <w:lang w:val="es-ES"/>
         </w:rPr>
       </w:pPr>
       <w:r>
         <w:rPr>
+          <w:sz w:val="32"/>
+          <w:szCs w:val="32"/>
           <w:lang w:val="es-ES"/>
         </w:rPr>
         <w:lastRenderedPageBreak/>
@@ -351,7 +493,7 @@
           <w:noProof/>
         </w:rPr>
         <w:drawing>
-          <wp:anchor distT="0" distB="0" distL="114300" distR="114300" simplePos="0" relativeHeight="251657216" behindDoc="0" locked="0" layoutInCell="1" allowOverlap="1" wp14:anchorId="37FF367F" wp14:editId="2130FF3A">
+          <wp:anchor distT="0" distB="0" distL="114300" distR="114300" simplePos="0" relativeHeight="251632128" behindDoc="0" locked="0" layoutInCell="1" allowOverlap="1" wp14:anchorId="37FF367F" wp14:editId="77F0F20D">
             <wp:simplePos x="0" y="0"/>
             <wp:positionH relativeFrom="column">
               <wp:posOffset>0</wp:posOffset>
@@ -481,13 +623,7 @@
         <w:rPr>
           <w:lang w:val="es-ES"/>
         </w:rPr>
-        <w:t xml:space="preserve"> y mostramos la imagen binaria obtenida</w:t>
-      </w:r>
-      <w:r>
-        <w:rPr>
-          <w:lang w:val="es-ES"/>
-        </w:rPr>
-        <w:t>.</w:t>
+        <w:t xml:space="preserve"> y mostramos la imagen binaria obtenida.</w:t>
       </w:r>
     </w:p>
     <w:p>
@@ -505,19 +641,32 @@
       </w:pPr>
       <w:r>
         <w:rPr>
+          <w:lang w:val="es-ES"/>
+        </w:rPr>
+        <w:t>Resultado</w:t>
+      </w:r>
+    </w:p>
+    <w:p>
+      <w:pPr>
+        <w:rPr>
+          <w:lang w:val="es-ES"/>
+        </w:rPr>
+      </w:pPr>
+      <w:r>
+        <w:rPr>
           <w:noProof/>
         </w:rPr>
         <w:drawing>
-          <wp:anchor distT="0" distB="0" distL="114300" distR="114300" simplePos="0" relativeHeight="251645952" behindDoc="0" locked="0" layoutInCell="1" allowOverlap="1" wp14:anchorId="0590A2E3" wp14:editId="7663C723">
+          <wp:anchor distT="0" distB="0" distL="114300" distR="114300" simplePos="0" relativeHeight="251631104" behindDoc="0" locked="0" layoutInCell="1" allowOverlap="1" wp14:anchorId="0590A2E3" wp14:editId="43153D9B">
             <wp:simplePos x="0" y="0"/>
             <wp:positionH relativeFrom="column">
-              <wp:posOffset>0</wp:posOffset>
+              <wp:posOffset>752475</wp:posOffset>
             </wp:positionH>
             <wp:positionV relativeFrom="paragraph">
-              <wp:posOffset>427355</wp:posOffset>
+              <wp:posOffset>85725</wp:posOffset>
             </wp:positionV>
-            <wp:extent cx="5486400" cy="2466975"/>
-            <wp:effectExtent l="0" t="0" r="0" b="9525"/>
+            <wp:extent cx="3971925" cy="2466975"/>
+            <wp:effectExtent l="0" t="0" r="9525" b="9525"/>
             <wp:wrapSquare wrapText="bothSides"/>
             <wp:docPr id="428992553" name="Imagen 1" descr="Una captura de pantalla de un celular con texto e imágenes&#10;&#10;El contenido generado por IA puede ser incorrecto."/>
             <wp:cNvGraphicFramePr>
@@ -538,7 +687,190 @@
                   <pic:spPr bwMode="auto">
                     <a:xfrm>
                       <a:off x="0" y="0"/>
-                      <a:ext cx="5486400" cy="2466975"/>
+                      <a:ext cx="3971925" cy="2466975"/>
+                    </a:xfrm>
+                    <a:prstGeom prst="rect">
+                      <a:avLst/>
+                    </a:prstGeom>
+                    <a:ln>
+                      <a:noFill/>
+                    </a:ln>
+                    <a:extLst>
+                      <a:ext uri="{53640926-AAD7-44D8-BBD7-CCE9431645EC}">
+                        <a14:shadowObscured xmlns:a14="http://schemas.microsoft.com/office/drawing/2010/main"/>
+                      </a:ext>
+                    </a:extLst>
+                  </pic:spPr>
+                </pic:pic>
+              </a:graphicData>
+            </a:graphic>
+            <wp14:sizeRelH relativeFrom="page">
+              <wp14:pctWidth>0</wp14:pctWidth>
+            </wp14:sizeRelH>
+            <wp14:sizeRelV relativeFrom="page">
+              <wp14:pctHeight>0</wp14:pctHeight>
+            </wp14:sizeRelV>
+          </wp:anchor>
+        </w:drawing>
+      </w:r>
+    </w:p>
+    <w:p>
+      <w:pPr>
+        <w:rPr>
+          <w:lang w:val="es-ES"/>
+        </w:rPr>
+      </w:pPr>
+    </w:p>
+    <w:p>
+      <w:pPr>
+        <w:rPr>
+          <w:lang w:val="es-ES"/>
+        </w:rPr>
+      </w:pPr>
+    </w:p>
+    <w:p>
+      <w:pPr>
+        <w:rPr>
+          <w:lang w:val="es-ES"/>
+        </w:rPr>
+      </w:pPr>
+    </w:p>
+    <w:p>
+      <w:pPr>
+        <w:rPr>
+          <w:lang w:val="es-ES"/>
+        </w:rPr>
+      </w:pPr>
+    </w:p>
+    <w:p>
+      <w:pPr>
+        <w:rPr>
+          <w:lang w:val="es-ES"/>
+        </w:rPr>
+      </w:pPr>
+    </w:p>
+    <w:p>
+      <w:pPr>
+        <w:pStyle w:val="Ttulo2"/>
+        <w:rPr>
+          <w:sz w:val="32"/>
+          <w:szCs w:val="32"/>
+          <w:lang w:val="es-ES"/>
+        </w:rPr>
+      </w:pPr>
+      <w:r>
+        <w:rPr>
+          <w:sz w:val="32"/>
+          <w:szCs w:val="32"/>
+          <w:lang w:val="es-ES"/>
+        </w:rPr>
+        <w:lastRenderedPageBreak/>
+        <w:t>Ejercicio 2</w:t>
+      </w:r>
+    </w:p>
+    <w:p>
+      <w:pPr>
+        <w:rPr>
+          <w:lang w:val="es-ES"/>
+        </w:rPr>
+      </w:pPr>
+      <w:r>
+        <w:rPr>
+          <w:lang w:val="es-ES"/>
+        </w:rPr>
+        <w:t xml:space="preserve">Se mejora el ejercicio anterior reemplazando el campo de texto por </w:t>
+      </w:r>
+      <w:proofErr w:type="gramStart"/>
+      <w:r>
+        <w:rPr>
+          <w:lang w:val="es-ES"/>
+        </w:rPr>
+        <w:t>un slider deslizante horizontal</w:t>
+      </w:r>
+      <w:proofErr w:type="gramEnd"/>
+      <w:r>
+        <w:rPr>
+          <w:lang w:val="es-ES"/>
+        </w:rPr>
+        <w:t xml:space="preserve">, que permite modificar el valor del umbral de forma interactiva. Cada vez que el usuario mueve </w:t>
+      </w:r>
+      <w:proofErr w:type="spellStart"/>
+      <w:r>
+        <w:rPr>
+          <w:lang w:val="es-ES"/>
+        </w:rPr>
+        <w:t>el</w:t>
+      </w:r>
+      <w:r>
+        <w:rPr>
+          <w:lang w:val="es-ES"/>
+        </w:rPr>
+        <w:t>slider</w:t>
+      </w:r>
+      <w:proofErr w:type="spellEnd"/>
+      <w:r>
+        <w:rPr>
+          <w:lang w:val="es-ES"/>
+        </w:rPr>
+        <w:t xml:space="preserve">, se recalcula y actualiza la imagen </w:t>
+      </w:r>
+      <w:proofErr w:type="spellStart"/>
+      <w:r>
+        <w:rPr>
+          <w:lang w:val="es-ES"/>
+        </w:rPr>
+        <w:t>umbralizada</w:t>
+      </w:r>
+      <w:proofErr w:type="spellEnd"/>
+      <w:r>
+        <w:rPr>
+          <w:lang w:val="es-ES"/>
+        </w:rPr>
+        <w:t xml:space="preserve"> en tiempo real, facilitando la búsqueda de un umbral adecuado visualmente.</w:t>
+      </w:r>
+    </w:p>
+    <w:p>
+      <w:pPr>
+        <w:rPr>
+          <w:lang w:val="es-ES"/>
+        </w:rPr>
+      </w:pPr>
+      <w:r>
+        <w:rPr>
+          <w:noProof/>
+        </w:rPr>
+        <w:drawing>
+          <wp:anchor distT="0" distB="0" distL="114300" distR="114300" simplePos="0" relativeHeight="251648512" behindDoc="0" locked="0" layoutInCell="1" allowOverlap="1" wp14:anchorId="4961A608" wp14:editId="590C6330">
+            <wp:simplePos x="0" y="0"/>
+            <wp:positionH relativeFrom="column">
+              <wp:posOffset>0</wp:posOffset>
+            </wp:positionH>
+            <wp:positionV relativeFrom="paragraph">
+              <wp:posOffset>326390</wp:posOffset>
+            </wp:positionV>
+            <wp:extent cx="5483225" cy="4248150"/>
+            <wp:effectExtent l="0" t="0" r="3175" b="0"/>
+            <wp:wrapSquare wrapText="bothSides"/>
+            <wp:docPr id="248683666" name="Imagen 1" descr="Texto&#10;&#10;El contenido generado por IA puede ser incorrecto."/>
+            <wp:cNvGraphicFramePr>
+              <a:graphicFrameLocks xmlns:a="http://schemas.openxmlformats.org/drawingml/2006/main" noChangeAspect="1"/>
+            </wp:cNvGraphicFramePr>
+            <a:graphic xmlns:a="http://schemas.openxmlformats.org/drawingml/2006/main">
+              <a:graphicData uri="http://schemas.openxmlformats.org/drawingml/2006/picture">
+                <pic:pic xmlns:pic="http://schemas.openxmlformats.org/drawingml/2006/picture">
+                  <pic:nvPicPr>
+                    <pic:cNvPr id="248683666" name="Imagen 1" descr="Texto&#10;&#10;El contenido generado por IA puede ser incorrecto."/>
+                    <pic:cNvPicPr/>
+                  </pic:nvPicPr>
+                  <pic:blipFill rotWithShape="1">
+                    <a:blip r:embed="rId8"/>
+                    <a:srcRect t="3160"/>
+                    <a:stretch/>
+                  </pic:blipFill>
+                  <pic:spPr bwMode="auto">
+                    <a:xfrm>
+                      <a:off x="0" y="0"/>
+                      <a:ext cx="5483225" cy="4248150"/>
                     </a:xfrm>
                     <a:prstGeom prst="rect">
                       <a:avLst/>
@@ -568,12 +900,17 @@
         <w:rPr>
           <w:lang w:val="es-ES"/>
         </w:rPr>
-        <w:t>Resultado</w:t>
+        <w:t>Código</w:t>
+      </w:r>
+      <w:r>
+        <w:rPr>
+          <w:lang w:val="es-ES"/>
+        </w:rPr>
+        <w:t>:</w:t>
       </w:r>
     </w:p>
     <w:p>
       <w:pPr>
-        <w:pStyle w:val="Ttulo2"/>
         <w:rPr>
           <w:lang w:val="es-ES"/>
         </w:rPr>
@@ -582,8 +919,7 @@
         <w:rPr>
           <w:lang w:val="es-ES"/>
         </w:rPr>
-        <w:lastRenderedPageBreak/>
-        <w:t>Ejercicio 2</w:t>
+        <w:t>Resultado:</w:t>
       </w:r>
     </w:p>
     <w:p>
@@ -594,102 +930,21 @@
       </w:pPr>
       <w:r>
         <w:rPr>
-          <w:lang w:val="es-ES"/>
-        </w:rPr>
-        <w:t xml:space="preserve">Este ejercicio sustituye el </w:t>
-      </w:r>
-      <w:proofErr w:type="spellStart"/>
-      <w:r>
-        <w:rPr>
-          <w:lang w:val="es-ES"/>
-        </w:rPr>
-        <w:t>editbox</w:t>
-      </w:r>
-      <w:proofErr w:type="spellEnd"/>
-      <w:r>
-        <w:rPr>
-          <w:lang w:val="es-ES"/>
-        </w:rPr>
-        <w:t xml:space="preserve"> </w:t>
-      </w:r>
-      <w:r>
-        <w:rPr>
-          <w:lang w:val="es-ES"/>
-        </w:rPr>
-        <w:t xml:space="preserve">del ejercicio anterior </w:t>
-      </w:r>
-      <w:r>
-        <w:rPr>
-          <w:lang w:val="es-ES"/>
-        </w:rPr>
-        <w:t xml:space="preserve">por </w:t>
-      </w:r>
-      <w:proofErr w:type="gramStart"/>
-      <w:r>
-        <w:rPr>
-          <w:lang w:val="es-ES"/>
-        </w:rPr>
-        <w:t>un slider horizontal</w:t>
-      </w:r>
-      <w:proofErr w:type="gramEnd"/>
-      <w:r>
-        <w:rPr>
-          <w:lang w:val="es-ES"/>
-        </w:rPr>
-        <w:t xml:space="preserve">. Al mover </w:t>
-      </w:r>
-      <w:proofErr w:type="gramStart"/>
-      <w:r>
-        <w:rPr>
-          <w:lang w:val="es-ES"/>
-        </w:rPr>
-        <w:t>el slider</w:t>
-      </w:r>
-      <w:proofErr w:type="gramEnd"/>
-      <w:r>
-        <w:rPr>
-          <w:lang w:val="es-ES"/>
-        </w:rPr>
-        <w:t xml:space="preserve">, el valor del umbral cambia en tiempo real y actualiza la imagen </w:t>
-      </w:r>
-      <w:proofErr w:type="spellStart"/>
-      <w:r>
-        <w:rPr>
-          <w:lang w:val="es-ES"/>
-        </w:rPr>
-        <w:t>umbralizada</w:t>
-      </w:r>
-      <w:proofErr w:type="spellEnd"/>
-      <w:r>
-        <w:rPr>
-          <w:lang w:val="es-ES"/>
-        </w:rPr>
-        <w:t>.</w:t>
-      </w:r>
-    </w:p>
-    <w:p>
-      <w:pPr>
-        <w:rPr>
-          <w:lang w:val="es-ES"/>
-        </w:rPr>
-      </w:pPr>
-      <w:r>
-        <w:rPr>
           <w:noProof/>
         </w:rPr>
         <w:drawing>
-          <wp:anchor distT="0" distB="0" distL="114300" distR="114300" simplePos="0" relativeHeight="251668480" behindDoc="0" locked="0" layoutInCell="1" allowOverlap="1" wp14:anchorId="4961A608" wp14:editId="25B1B74B">
+          <wp:anchor distT="0" distB="0" distL="114300" distR="114300" simplePos="0" relativeHeight="251656704" behindDoc="0" locked="0" layoutInCell="1" allowOverlap="1" wp14:anchorId="6AF955F0" wp14:editId="73E17901">
             <wp:simplePos x="0" y="0"/>
             <wp:positionH relativeFrom="column">
-              <wp:posOffset>0</wp:posOffset>
+              <wp:posOffset>456565</wp:posOffset>
             </wp:positionH>
             <wp:positionV relativeFrom="paragraph">
-              <wp:posOffset>381000</wp:posOffset>
+              <wp:posOffset>5080</wp:posOffset>
             </wp:positionV>
-            <wp:extent cx="5483225" cy="4961890"/>
-            <wp:effectExtent l="0" t="0" r="3175" b="0"/>
+            <wp:extent cx="4562475" cy="2790825"/>
+            <wp:effectExtent l="0" t="0" r="9525" b="9525"/>
             <wp:wrapSquare wrapText="bothSides"/>
-            <wp:docPr id="248683666" name="Imagen 1" descr="Texto&#10;&#10;El contenido generado por IA puede ser incorrecto."/>
+            <wp:docPr id="738703985" name="Imagen 1" descr="Captura de pantalla de un celular con texto e imágenes&#10;&#10;El contenido generado por IA puede ser incorrecto."/>
             <wp:cNvGraphicFramePr>
               <a:graphicFrameLocks xmlns:a="http://schemas.openxmlformats.org/drawingml/2006/main" noChangeAspect="1"/>
             </wp:cNvGraphicFramePr>
@@ -697,18 +952,18 @@
               <a:graphicData uri="http://schemas.openxmlformats.org/drawingml/2006/picture">
                 <pic:pic xmlns:pic="http://schemas.openxmlformats.org/drawingml/2006/picture">
                   <pic:nvPicPr>
-                    <pic:cNvPr id="248683666" name="Imagen 1" descr="Texto&#10;&#10;El contenido generado por IA puede ser incorrecto."/>
+                    <pic:cNvPr id="738703985" name="Imagen 1" descr="Captura de pantalla de un celular con texto e imágenes&#10;&#10;El contenido generado por IA puede ser incorrecto."/>
                     <pic:cNvPicPr/>
                   </pic:nvPicPr>
                   <pic:blipFill rotWithShape="1">
-                    <a:blip r:embed="rId8"/>
-                    <a:srcRect t="3160"/>
+                    <a:blip r:embed="rId9"/>
+                    <a:srcRect t="9159"/>
                     <a:stretch/>
                   </pic:blipFill>
                   <pic:spPr bwMode="auto">
                     <a:xfrm>
                       <a:off x="0" y="0"/>
-                      <a:ext cx="5483225" cy="4961890"/>
+                      <a:ext cx="4562475" cy="2790825"/>
                     </a:xfrm>
                     <a:prstGeom prst="rect">
                       <a:avLst/>
@@ -734,17 +989,24 @@
           </wp:anchor>
         </w:drawing>
       </w:r>
+    </w:p>
+    <w:p>
+      <w:pPr>
+        <w:pStyle w:val="Ttulo2"/>
+        <w:rPr>
+          <w:sz w:val="32"/>
+          <w:szCs w:val="32"/>
+          <w:lang w:val="es-ES"/>
+        </w:rPr>
+      </w:pPr>
       <w:r>
         <w:rPr>
-          <w:lang w:val="es-ES"/>
-        </w:rPr>
-        <w:t>Código</w:t>
-      </w:r>
-      <w:r>
-        <w:rPr>
-          <w:lang w:val="es-ES"/>
-        </w:rPr>
-        <w:t>:</w:t>
+          <w:sz w:val="32"/>
+          <w:szCs w:val="32"/>
+          <w:lang w:val="es-ES"/>
+        </w:rPr>
+        <w:lastRenderedPageBreak/>
+        <w:t>Ejercicio 3</w:t>
       </w:r>
     </w:p>
     <w:p>
@@ -753,60 +1015,50 @@
           <w:lang w:val="es-ES"/>
         </w:rPr>
       </w:pPr>
+      <w:r>
+        <w:rPr>
+          <w:lang w:val="es-ES"/>
+        </w:rPr>
+        <w:t xml:space="preserve">Aquí se utiliza una imagen </w:t>
+      </w:r>
+      <w:proofErr w:type="spellStart"/>
+      <w:r>
+        <w:rPr>
+          <w:lang w:val="es-ES"/>
+        </w:rPr>
+        <w:t>umbralizada</w:t>
+      </w:r>
+      <w:proofErr w:type="spellEnd"/>
+      <w:r>
+        <w:rPr>
+          <w:lang w:val="es-ES"/>
+        </w:rPr>
+        <w:t xml:space="preserve"> como máscara binaria para aplicar una operación (suma o multiplicación) solo en ciertas zonas de la imagen original. Esto permite alterar selectivamente partes de la imagen según la intensidad.</w:t>
+      </w:r>
     </w:p>
     <w:p>
       <w:pPr>
         <w:rPr>
+          <w:lang w:val="es-ES"/>
+        </w:rPr>
+      </w:pPr>
+      <w:r>
+        <w:rPr>
           <w:noProof/>
         </w:rPr>
-      </w:pPr>
-    </w:p>
-    <w:p>
-      <w:pPr>
-        <w:rPr>
-          <w:u w:val="single"/>
-          <w:lang w:val="es-ES"/>
-        </w:rPr>
-      </w:pPr>
-    </w:p>
-    <w:p>
-      <w:pPr>
-        <w:rPr>
-          <w:lang w:val="es-ES"/>
-        </w:rPr>
-      </w:pPr>
-    </w:p>
-    <w:p>
-      <w:pPr>
-        <w:rPr>
-          <w:lang w:val="es-ES"/>
-        </w:rPr>
-      </w:pPr>
-    </w:p>
-    <w:p>
-      <w:pPr>
-        <w:rPr>
-          <w:lang w:val="es-ES"/>
-        </w:rPr>
-      </w:pPr>
-      <w:r>
-        <w:rPr>
-          <w:noProof/>
-        </w:rPr>
-        <w:lastRenderedPageBreak/>
         <w:drawing>
-          <wp:anchor distT="0" distB="0" distL="114300" distR="114300" simplePos="0" relativeHeight="251672576" behindDoc="0" locked="0" layoutInCell="1" allowOverlap="1" wp14:anchorId="6AF955F0" wp14:editId="7F871757">
+          <wp:anchor distT="0" distB="0" distL="114300" distR="114300" simplePos="0" relativeHeight="251668992" behindDoc="0" locked="0" layoutInCell="1" allowOverlap="1" wp14:anchorId="3637387E" wp14:editId="65666AA4">
             <wp:simplePos x="0" y="0"/>
             <wp:positionH relativeFrom="column">
               <wp:posOffset>0</wp:posOffset>
             </wp:positionH>
             <wp:positionV relativeFrom="paragraph">
-              <wp:posOffset>367030</wp:posOffset>
+              <wp:posOffset>337185</wp:posOffset>
             </wp:positionV>
-            <wp:extent cx="5572125" cy="3495675"/>
-            <wp:effectExtent l="0" t="0" r="9525" b="9525"/>
+            <wp:extent cx="5486400" cy="5629275"/>
+            <wp:effectExtent l="0" t="0" r="0" b="9525"/>
             <wp:wrapSquare wrapText="bothSides"/>
-            <wp:docPr id="738703985" name="Imagen 1" descr="Captura de pantalla de un celular con texto e imágenes&#10;&#10;El contenido generado por IA puede ser incorrecto."/>
+            <wp:docPr id="926216633" name="Imagen 1" descr="Texto&#10;&#10;El contenido generado por IA puede ser incorrecto."/>
             <wp:cNvGraphicFramePr>
               <a:graphicFrameLocks xmlns:a="http://schemas.openxmlformats.org/drawingml/2006/main" noChangeAspect="1"/>
             </wp:cNvGraphicFramePr>
@@ -814,30 +1066,23 @@
               <a:graphicData uri="http://schemas.openxmlformats.org/drawingml/2006/picture">
                 <pic:pic xmlns:pic="http://schemas.openxmlformats.org/drawingml/2006/picture">
                   <pic:nvPicPr>
-                    <pic:cNvPr id="738703985" name="Imagen 1" descr="Captura de pantalla de un celular con texto e imágenes&#10;&#10;El contenido generado por IA puede ser incorrecto."/>
+                    <pic:cNvPr id="926216633" name="Imagen 1" descr="Texto&#10;&#10;El contenido generado por IA puede ser incorrecto."/>
                     <pic:cNvPicPr/>
                   </pic:nvPicPr>
-                  <pic:blipFill rotWithShape="1">
-                    <a:blip r:embed="rId9"/>
-                    <a:srcRect t="9159"/>
-                    <a:stretch/>
+                  <pic:blipFill>
+                    <a:blip r:embed="rId10"/>
+                    <a:stretch>
+                      <a:fillRect/>
+                    </a:stretch>
                   </pic:blipFill>
-                  <pic:spPr bwMode="auto">
+                  <pic:spPr>
                     <a:xfrm>
                       <a:off x="0" y="0"/>
-                      <a:ext cx="5572125" cy="3495675"/>
+                      <a:ext cx="5486400" cy="5629275"/>
                     </a:xfrm>
                     <a:prstGeom prst="rect">
                       <a:avLst/>
                     </a:prstGeom>
-                    <a:ln>
-                      <a:noFill/>
-                    </a:ln>
-                    <a:extLst>
-                      <a:ext uri="{53640926-AAD7-44D8-BBD7-CCE9431645EC}">
-                        <a14:shadowObscured xmlns:a14="http://schemas.microsoft.com/office/drawing/2010/main"/>
-                      </a:ext>
-                    </a:extLst>
                   </pic:spPr>
                 </pic:pic>
               </a:graphicData>
@@ -855,6 +1100,88 @@
         <w:rPr>
           <w:lang w:val="es-ES"/>
         </w:rPr>
+        <w:t>Código:</w:t>
+      </w:r>
+    </w:p>
+    <w:p>
+      <w:pPr>
+        <w:rPr>
+          <w:lang w:val="es-ES"/>
+        </w:rPr>
+      </w:pPr>
+    </w:p>
+    <w:p>
+      <w:pPr>
+        <w:rPr>
+          <w:lang w:val="es-ES"/>
+        </w:rPr>
+      </w:pPr>
+    </w:p>
+    <w:p>
+      <w:pPr>
+        <w:rPr>
+          <w:lang w:val="es-ES"/>
+        </w:rPr>
+      </w:pPr>
+      <w:r>
+        <w:rPr>
+          <w:noProof/>
+        </w:rPr>
+        <w:lastRenderedPageBreak/>
+        <w:drawing>
+          <wp:anchor distT="0" distB="0" distL="114300" distR="114300" simplePos="0" relativeHeight="251663872" behindDoc="0" locked="0" layoutInCell="1" allowOverlap="1" wp14:anchorId="72F73009" wp14:editId="4811617F">
+            <wp:simplePos x="0" y="0"/>
+            <wp:positionH relativeFrom="column">
+              <wp:posOffset>0</wp:posOffset>
+            </wp:positionH>
+            <wp:positionV relativeFrom="paragraph">
+              <wp:posOffset>326390</wp:posOffset>
+            </wp:positionV>
+            <wp:extent cx="5486400" cy="2847975"/>
+            <wp:effectExtent l="0" t="0" r="0" b="9525"/>
+            <wp:wrapSquare wrapText="bothSides"/>
+            <wp:docPr id="1137060622" name="Imagen 1"/>
+            <wp:cNvGraphicFramePr>
+              <a:graphicFrameLocks xmlns:a="http://schemas.openxmlformats.org/drawingml/2006/main" noChangeAspect="1"/>
+            </wp:cNvGraphicFramePr>
+            <a:graphic xmlns:a="http://schemas.openxmlformats.org/drawingml/2006/main">
+              <a:graphicData uri="http://schemas.openxmlformats.org/drawingml/2006/picture">
+                <pic:pic xmlns:pic="http://schemas.openxmlformats.org/drawingml/2006/picture">
+                  <pic:nvPicPr>
+                    <pic:cNvPr id="1137060622" name=""/>
+                    <pic:cNvPicPr/>
+                  </pic:nvPicPr>
+                  <pic:blipFill>
+                    <a:blip r:embed="rId11"/>
+                    <a:stretch>
+                      <a:fillRect/>
+                    </a:stretch>
+                  </pic:blipFill>
+                  <pic:spPr>
+                    <a:xfrm>
+                      <a:off x="0" y="0"/>
+                      <a:ext cx="5486400" cy="2847975"/>
+                    </a:xfrm>
+                    <a:prstGeom prst="rect">
+                      <a:avLst/>
+                    </a:prstGeom>
+                  </pic:spPr>
+                </pic:pic>
+              </a:graphicData>
+            </a:graphic>
+            <wp14:sizeRelH relativeFrom="page">
+              <wp14:pctWidth>0</wp14:pctWidth>
+            </wp14:sizeRelH>
+            <wp14:sizeRelV relativeFrom="page">
+              <wp14:pctHeight>0</wp14:pctHeight>
+            </wp14:sizeRelV>
+          </wp:anchor>
+        </w:drawing>
+      </w:r>
+      <w:r>
+        <w:rPr>
+          <w:lang w:val="es-ES"/>
+        </w:rPr>
         <w:t>Resultado:</w:t>
       </w:r>
     </w:p>
@@ -867,17 +1194,10 @@
     </w:p>
     <w:p>
       <w:pPr>
-        <w:pStyle w:val="Ttulo2"/>
-        <w:rPr>
-          <w:lang w:val="es-ES"/>
-        </w:rPr>
-      </w:pPr>
-      <w:r>
-        <w:rPr>
-          <w:lang w:val="es-ES"/>
-        </w:rPr>
-        <w:t>Ejercicio 3</w:t>
-      </w:r>
+        <w:rPr>
+          <w:lang w:val="es-ES"/>
+        </w:rPr>
+      </w:pPr>
     </w:p>
     <w:p>
       <w:pPr>
@@ -885,26 +1205,6 @@
           <w:lang w:val="es-ES"/>
         </w:rPr>
       </w:pPr>
-      <w:r>
-        <w:rPr>
-          <w:lang w:val="es-ES"/>
-        </w:rPr>
-        <w:t xml:space="preserve">Aquí se utiliza una imagen </w:t>
-      </w:r>
-      <w:proofErr w:type="spellStart"/>
-      <w:r>
-        <w:rPr>
-          <w:lang w:val="es-ES"/>
-        </w:rPr>
-        <w:t>umbralizada</w:t>
-      </w:r>
-      <w:proofErr w:type="spellEnd"/>
-      <w:r>
-        <w:rPr>
-          <w:lang w:val="es-ES"/>
-        </w:rPr>
-        <w:t xml:space="preserve"> como máscara binaria para aplicar una operación (suma o multiplicación) solo en ciertas zonas de la imagen original. Esto permite alterar selectivamente partes de la imagen según la intensidad.</w:t>
-      </w:r>
     </w:p>
     <w:p>
       <w:pPr>
@@ -915,15 +1215,90 @@
     </w:p>
     <w:p>
       <w:pPr>
+        <w:rPr>
+          <w:lang w:val="es-ES"/>
+        </w:rPr>
+      </w:pPr>
+    </w:p>
+    <w:p>
+      <w:pPr>
+        <w:rPr>
+          <w:lang w:val="es-ES"/>
+        </w:rPr>
+      </w:pPr>
+    </w:p>
+    <w:p>
+      <w:pPr>
+        <w:rPr>
+          <w:lang w:val="es-ES"/>
+        </w:rPr>
+      </w:pPr>
+    </w:p>
+    <w:p>
+      <w:pPr>
+        <w:rPr>
+          <w:lang w:val="es-ES"/>
+        </w:rPr>
+      </w:pPr>
+    </w:p>
+    <w:p>
+      <w:pPr>
+        <w:rPr>
+          <w:lang w:val="es-ES"/>
+        </w:rPr>
+      </w:pPr>
+    </w:p>
+    <w:p>
+      <w:pPr>
+        <w:rPr>
+          <w:lang w:val="es-ES"/>
+        </w:rPr>
+      </w:pPr>
+    </w:p>
+    <w:p>
+      <w:pPr>
+        <w:rPr>
+          <w:lang w:val="es-ES"/>
+        </w:rPr>
+      </w:pPr>
+    </w:p>
+    <w:p>
+      <w:pPr>
+        <w:rPr>
+          <w:lang w:val="es-ES"/>
+        </w:rPr>
+      </w:pPr>
+    </w:p>
+    <w:p>
+      <w:pPr>
+        <w:rPr>
+          <w:lang w:val="es-ES"/>
+        </w:rPr>
+      </w:pPr>
+    </w:p>
+    <w:p>
+      <w:pPr>
+        <w:rPr>
+          <w:lang w:val="es-ES"/>
+        </w:rPr>
+      </w:pPr>
+    </w:p>
+    <w:p>
+      <w:pPr>
         <w:pStyle w:val="Ttulo2"/>
         <w:rPr>
+          <w:sz w:val="32"/>
+          <w:szCs w:val="32"/>
           <w:lang w:val="es-ES"/>
         </w:rPr>
       </w:pPr>
       <w:r>
         <w:rPr>
-          <w:lang w:val="es-ES"/>
-        </w:rPr>
+          <w:sz w:val="32"/>
+          <w:szCs w:val="32"/>
+          <w:lang w:val="es-ES"/>
+        </w:rPr>
+        <w:lastRenderedPageBreak/>
         <w:t>Ejercicio 4</w:t>
       </w:r>
     </w:p>
@@ -942,15 +1317,167 @@
     </w:p>
     <w:p>
       <w:pPr>
+        <w:rPr>
+          <w:lang w:val="es-ES"/>
+        </w:rPr>
+      </w:pPr>
+      <w:r>
+        <w:rPr>
+          <w:noProof/>
+        </w:rPr>
+        <w:drawing>
+          <wp:anchor distT="0" distB="0" distL="114300" distR="114300" simplePos="0" relativeHeight="251686400" behindDoc="0" locked="0" layoutInCell="1" allowOverlap="1" wp14:anchorId="01981C2E" wp14:editId="270090DD">
+            <wp:simplePos x="0" y="0"/>
+            <wp:positionH relativeFrom="column">
+              <wp:posOffset>0</wp:posOffset>
+            </wp:positionH>
+            <wp:positionV relativeFrom="paragraph">
+              <wp:posOffset>337185</wp:posOffset>
+            </wp:positionV>
+            <wp:extent cx="5448300" cy="3162300"/>
+            <wp:effectExtent l="0" t="0" r="0" b="0"/>
+            <wp:wrapSquare wrapText="bothSides"/>
+            <wp:docPr id="1743443377" name="Imagen 1" descr="Captura de pantalla de computadora&#10;&#10;El contenido generado por IA puede ser incorrecto."/>
+            <wp:cNvGraphicFramePr>
+              <a:graphicFrameLocks xmlns:a="http://schemas.openxmlformats.org/drawingml/2006/main" noChangeAspect="1"/>
+            </wp:cNvGraphicFramePr>
+            <a:graphic xmlns:a="http://schemas.openxmlformats.org/drawingml/2006/main">
+              <a:graphicData uri="http://schemas.openxmlformats.org/drawingml/2006/picture">
+                <pic:pic xmlns:pic="http://schemas.openxmlformats.org/drawingml/2006/picture">
+                  <pic:nvPicPr>
+                    <pic:cNvPr id="1743443377" name="Imagen 1" descr="Captura de pantalla de computadora&#10;&#10;El contenido generado por IA puede ser incorrecto."/>
+                    <pic:cNvPicPr/>
+                  </pic:nvPicPr>
+                  <pic:blipFill>
+                    <a:blip r:embed="rId12"/>
+                    <a:stretch>
+                      <a:fillRect/>
+                    </a:stretch>
+                  </pic:blipFill>
+                  <pic:spPr>
+                    <a:xfrm>
+                      <a:off x="0" y="0"/>
+                      <a:ext cx="5448300" cy="3162300"/>
+                    </a:xfrm>
+                    <a:prstGeom prst="rect">
+                      <a:avLst/>
+                    </a:prstGeom>
+                  </pic:spPr>
+                </pic:pic>
+              </a:graphicData>
+            </a:graphic>
+            <wp14:sizeRelH relativeFrom="page">
+              <wp14:pctWidth>0</wp14:pctWidth>
+            </wp14:sizeRelH>
+            <wp14:sizeRelV relativeFrom="page">
+              <wp14:pctHeight>0</wp14:pctHeight>
+            </wp14:sizeRelV>
+          </wp:anchor>
+        </w:drawing>
+      </w:r>
+      <w:r>
+        <w:rPr>
+          <w:lang w:val="es-ES"/>
+        </w:rPr>
+        <w:t>Código:</w:t>
+      </w:r>
+    </w:p>
+    <w:p>
+      <w:pPr>
+        <w:rPr>
+          <w:lang w:val="es-ES"/>
+        </w:rPr>
+      </w:pPr>
+    </w:p>
+    <w:p>
+      <w:pPr>
+        <w:rPr>
+          <w:noProof/>
+        </w:rPr>
+      </w:pPr>
+      <w:r>
+        <w:rPr>
+          <w:noProof/>
+        </w:rPr>
+        <w:drawing>
+          <wp:anchor distT="0" distB="0" distL="114300" distR="114300" simplePos="0" relativeHeight="251684352" behindDoc="0" locked="0" layoutInCell="1" allowOverlap="1" wp14:anchorId="58405F0B" wp14:editId="597F4017">
+            <wp:simplePos x="0" y="0"/>
+            <wp:positionH relativeFrom="column">
+              <wp:posOffset>0</wp:posOffset>
+            </wp:positionH>
+            <wp:positionV relativeFrom="paragraph">
+              <wp:posOffset>322580</wp:posOffset>
+            </wp:positionV>
+            <wp:extent cx="5467350" cy="3505200"/>
+            <wp:effectExtent l="0" t="0" r="0" b="0"/>
+            <wp:wrapSquare wrapText="bothSides"/>
+            <wp:docPr id="1867230928" name="Imagen 1"/>
+            <wp:cNvGraphicFramePr>
+              <a:graphicFrameLocks xmlns:a="http://schemas.openxmlformats.org/drawingml/2006/main" noChangeAspect="1"/>
+            </wp:cNvGraphicFramePr>
+            <a:graphic xmlns:a="http://schemas.openxmlformats.org/drawingml/2006/main">
+              <a:graphicData uri="http://schemas.openxmlformats.org/drawingml/2006/picture">
+                <pic:pic xmlns:pic="http://schemas.openxmlformats.org/drawingml/2006/picture">
+                  <pic:nvPicPr>
+                    <pic:cNvPr id="1867230928" name=""/>
+                    <pic:cNvPicPr/>
+                  </pic:nvPicPr>
+                  <pic:blipFill>
+                    <a:blip r:embed="rId13"/>
+                    <a:stretch>
+                      <a:fillRect/>
+                    </a:stretch>
+                  </pic:blipFill>
+                  <pic:spPr>
+                    <a:xfrm>
+                      <a:off x="0" y="0"/>
+                      <a:ext cx="5467350" cy="3505200"/>
+                    </a:xfrm>
+                    <a:prstGeom prst="rect">
+                      <a:avLst/>
+                    </a:prstGeom>
+                  </pic:spPr>
+                </pic:pic>
+              </a:graphicData>
+            </a:graphic>
+            <wp14:sizeRelH relativeFrom="page">
+              <wp14:pctWidth>0</wp14:pctWidth>
+            </wp14:sizeRelH>
+            <wp14:sizeRelV relativeFrom="page">
+              <wp14:pctHeight>0</wp14:pctHeight>
+            </wp14:sizeRelV>
+          </wp:anchor>
+        </w:drawing>
+      </w:r>
+      <w:r>
+        <w:rPr>
+          <w:lang w:val="es-ES"/>
+        </w:rPr>
+        <w:t>Resultado:</w:t>
+      </w:r>
+      <w:r>
+        <w:rPr>
+          <w:noProof/>
+        </w:rPr>
+        <w:t xml:space="preserve"> </w:t>
+      </w:r>
+    </w:p>
+    <w:p>
+      <w:pPr>
         <w:pStyle w:val="Ttulo2"/>
         <w:rPr>
+          <w:sz w:val="22"/>
+          <w:szCs w:val="22"/>
           <w:lang w:val="es-ES"/>
         </w:rPr>
       </w:pPr>
       <w:r>
         <w:rPr>
-          <w:lang w:val="es-ES"/>
-        </w:rPr>
+          <w:sz w:val="22"/>
+          <w:szCs w:val="22"/>
+          <w:lang w:val="es-ES"/>
+        </w:rPr>
+        <w:lastRenderedPageBreak/>
         <w:t>Ejercicio 5</w:t>
       </w:r>
     </w:p>
@@ -964,20 +1491,162 @@
         <w:rPr>
           <w:lang w:val="es-ES"/>
         </w:rPr>
-        <w:t>Se calcula y muestra el histograma de cada canal de color (Rojo, Verde y Azul) por separado. Esto permite analizar la distribución de colores en una imagen de forma individual por componente.</w:t>
+        <w:t xml:space="preserve">He hecho una interfaz con </w:t>
+      </w:r>
+      <w:proofErr w:type="spellStart"/>
+      <w:r>
+        <w:rPr>
+          <w:lang w:val="es-ES"/>
+        </w:rPr>
+        <w:t>tkinter</w:t>
+      </w:r>
+      <w:proofErr w:type="spellEnd"/>
+      <w:r>
+        <w:rPr>
+          <w:lang w:val="es-ES"/>
+        </w:rPr>
+        <w:t xml:space="preserve"> que permite cargar una imagen desde el ordenador. Al seleccionarla, se muestra una versión reducida y se calcula su histograma por canales (rojo, verde y azul) usando cv2.calcHist(). Luego se representa con </w:t>
+      </w:r>
+      <w:proofErr w:type="spellStart"/>
+      <w:r>
+        <w:rPr>
+          <w:lang w:val="es-ES"/>
+        </w:rPr>
+        <w:t>matplotlib</w:t>
+      </w:r>
+      <w:proofErr w:type="spellEnd"/>
+      <w:r>
+        <w:rPr>
+          <w:lang w:val="es-ES"/>
+        </w:rPr>
+        <w:t xml:space="preserve"> para ver cómo se distribuyen las intensidades en cada color. Esto ayuda a saber si la imagen está bien iluminada o qué color predomina.</w:t>
       </w:r>
     </w:p>
     <w:p>
       <w:pPr>
+        <w:rPr>
+          <w:lang w:val="es-ES"/>
+        </w:rPr>
+      </w:pPr>
+      <w:proofErr w:type="spellStart"/>
+      <w:r>
+        <w:rPr>
+          <w:lang w:val="es-ES"/>
+        </w:rPr>
+        <w:t>Codigo</w:t>
+      </w:r>
+      <w:proofErr w:type="spellEnd"/>
+      <w:r>
+        <w:rPr>
+          <w:lang w:val="es-ES"/>
+        </w:rPr>
+        <w:t>:</w:t>
+      </w:r>
+    </w:p>
+    <w:p>
+      <w:pPr>
+        <w:rPr>
+          <w:lang w:val="es-ES"/>
+        </w:rPr>
+      </w:pPr>
+      <w:r>
+        <w:rPr>
+          <w:noProof/>
+        </w:rPr>
+        <w:drawing>
+          <wp:inline distT="0" distB="0" distL="0" distR="0" wp14:anchorId="7B991E6C" wp14:editId="67E0C53A">
+            <wp:extent cx="5486400" cy="4380230"/>
+            <wp:effectExtent l="0" t="0" r="0" b="1270"/>
+            <wp:docPr id="582402016" name="Imagen 1" descr="Captura de pantalla de computadora&#10;&#10;El contenido generado por IA puede ser incorrecto."/>
+            <wp:cNvGraphicFramePr>
+              <a:graphicFrameLocks xmlns:a="http://schemas.openxmlformats.org/drawingml/2006/main" noChangeAspect="1"/>
+            </wp:cNvGraphicFramePr>
+            <a:graphic xmlns:a="http://schemas.openxmlformats.org/drawingml/2006/main">
+              <a:graphicData uri="http://schemas.openxmlformats.org/drawingml/2006/picture">
+                <pic:pic xmlns:pic="http://schemas.openxmlformats.org/drawingml/2006/picture">
+                  <pic:nvPicPr>
+                    <pic:cNvPr id="582402016" name="Imagen 1" descr="Captura de pantalla de computadora&#10;&#10;El contenido generado por IA puede ser incorrecto."/>
+                    <pic:cNvPicPr/>
+                  </pic:nvPicPr>
+                  <pic:blipFill>
+                    <a:blip r:embed="rId14"/>
+                    <a:stretch>
+                      <a:fillRect/>
+                    </a:stretch>
+                  </pic:blipFill>
+                  <pic:spPr>
+                    <a:xfrm>
+                      <a:off x="0" y="0"/>
+                      <a:ext cx="5486400" cy="4380230"/>
+                    </a:xfrm>
+                    <a:prstGeom prst="rect">
+                      <a:avLst/>
+                    </a:prstGeom>
+                  </pic:spPr>
+                </pic:pic>
+              </a:graphicData>
+            </a:graphic>
+          </wp:inline>
+        </w:drawing>
+      </w:r>
+    </w:p>
+    <w:p>
+      <w:pPr>
+        <w:rPr>
+          <w:lang w:val="es-ES"/>
+        </w:rPr>
+      </w:pPr>
+      <w:r>
+        <w:rPr>
+          <w:lang w:val="es-ES"/>
+        </w:rPr>
+        <w:t>Resultado:</w:t>
+      </w:r>
+    </w:p>
+    <w:p>
+      <w:pPr>
+        <w:rPr>
+          <w:lang w:val="es-ES"/>
+        </w:rPr>
+      </w:pPr>
+    </w:p>
+    <w:p>
+      <w:pPr>
+        <w:rPr>
+          <w:lang w:val="es-ES"/>
+        </w:rPr>
+      </w:pPr>
+    </w:p>
+    <w:p>
+      <w:pPr>
+        <w:rPr>
+          <w:lang w:val="es-ES"/>
+        </w:rPr>
+      </w:pPr>
+    </w:p>
+    <w:p>
+      <w:pPr>
+        <w:rPr>
+          <w:lang w:val="es-ES"/>
+        </w:rPr>
+      </w:pPr>
+    </w:p>
+    <w:p>
+      <w:pPr>
         <w:pStyle w:val="Ttulo2"/>
         <w:rPr>
+          <w:sz w:val="22"/>
+          <w:szCs w:val="22"/>
           <w:lang w:val="es-ES"/>
         </w:rPr>
       </w:pPr>
       <w:r>
         <w:rPr>
-          <w:lang w:val="es-ES"/>
-        </w:rPr>
+          <w:sz w:val="22"/>
+          <w:szCs w:val="22"/>
+          <w:lang w:val="es-ES"/>
+        </w:rPr>
+        <w:lastRenderedPageBreak/>
         <w:t>Ejercicio 6</w:t>
       </w:r>
     </w:p>
@@ -998,14 +1667,17 @@
       <w:pPr>
         <w:pStyle w:val="Ttulo2"/>
         <w:rPr>
+          <w:sz w:val="22"/>
+          <w:szCs w:val="22"/>
           <w:lang w:val="es-ES"/>
         </w:rPr>
       </w:pPr>
       <w:r>
         <w:rPr>
-          <w:lang w:val="es-ES"/>
-        </w:rPr>
-        <w:lastRenderedPageBreak/>
+          <w:sz w:val="22"/>
+          <w:szCs w:val="22"/>
+          <w:lang w:val="es-ES"/>
+        </w:rPr>
         <w:t>Ejercicio 7</w:t>
       </w:r>
     </w:p>
@@ -1068,11 +1740,15 @@
       <w:pPr>
         <w:pStyle w:val="Ttulo2"/>
         <w:rPr>
+          <w:sz w:val="22"/>
+          <w:szCs w:val="22"/>
           <w:lang w:val="es-ES"/>
         </w:rPr>
       </w:pPr>
       <w:r>
         <w:rPr>
+          <w:sz w:val="22"/>
+          <w:szCs w:val="22"/>
           <w:lang w:val="es-ES"/>
         </w:rPr>
         <w:t>Ejercicio 8</w:t>
@@ -1095,11 +1771,15 @@
       <w:pPr>
         <w:pStyle w:val="Ttulo2"/>
         <w:rPr>
+          <w:sz w:val="22"/>
+          <w:szCs w:val="22"/>
           <w:lang w:val="es-ES"/>
         </w:rPr>
       </w:pPr>
       <w:r>
         <w:rPr>
+          <w:sz w:val="22"/>
+          <w:szCs w:val="22"/>
           <w:lang w:val="es-ES"/>
         </w:rPr>
         <w:t>Ejercicio 9</w:t>
@@ -1143,7 +1823,13 @@
         <w:rPr>
           <w:lang w:val="es-ES"/>
         </w:rPr>
-        <w:t>. Se selecciona un color de fondo a eliminar (verde, azul, etc.), se genera una máscara y se sustituye esa zona por una imagen cargada como fondo. El resultado se visualiza en tiempo real y se guarda en vídeo.</w:t>
+        <w:t>. Se selecciona un color de fondo a eliminar (verde, azul, etc.), se genera una máscara y se sustituye esa zona por una imagen cargada como fondo. El resultado se visualiza en tiemp</w:t>
+      </w:r>
+      <w:r>
+        <w:rPr>
+          <w:lang w:val="es-ES"/>
+        </w:rPr>
+        <w:t>o real y se guarda en vídeo.</w:t>
       </w:r>
     </w:p>
     <w:sectPr>
